--- a/bachelor/sem1/informatics/lab1/ИВТ-26-1б Субботин  Отчет Лабораторная 1.docx
+++ b/bachelor/sem1/informatics/lab1/ИВТ-26-1б Субботин  Отчет Лабораторная 1.docx
@@ -656,8 +656,6 @@
       <w:r>
         <w:fldChar w:fldCharType="separate"/>
       </w:r>
-      <w:bookmarkStart w:id="1" w:name="_GoBack"/>
-      <w:bookmarkEnd w:id="1"/>
     </w:p>
     <w:p>
       <w:pPr>
@@ -669,108 +667,63 @@
           <w:lang w:eastAsia="ru-RU"/>
         </w:rPr>
       </w:pPr>
-      <w:r>
-        <w:rPr>
-          <w:rStyle w:val="a5"/>
-          <w:noProof/>
-        </w:rPr>
-        <w:fldChar w:fldCharType="begin"/>
-      </w:r>
-      <w:r>
-        <w:rPr>
-          <w:rStyle w:val="a5"/>
-          <w:noProof/>
-        </w:rPr>
-        <w:instrText xml:space="preserve"> </w:instrText>
-      </w:r>
-      <w:r>
-        <w:rPr>
-          <w:noProof/>
-        </w:rPr>
-        <w:instrText>HYPERLINK \l "_Toc242836533"</w:instrText>
-      </w:r>
-      <w:r>
-        <w:rPr>
-          <w:rStyle w:val="a5"/>
-          <w:noProof/>
-        </w:rPr>
-        <w:instrText xml:space="preserve"> </w:instrText>
-      </w:r>
-      <w:r>
-        <w:rPr>
-          <w:rStyle w:val="a5"/>
-          <w:noProof/>
-        </w:rPr>
-      </w:r>
-      <w:r>
-        <w:rPr>
-          <w:rStyle w:val="a5"/>
-          <w:noProof/>
-        </w:rPr>
-        <w:fldChar w:fldCharType="separate"/>
-      </w:r>
-      <w:r>
-        <w:rPr>
-          <w:rStyle w:val="a5"/>
-          <w:noProof/>
-        </w:rPr>
-        <w:t>1 Основная часть</w:t>
-      </w:r>
-      <w:r>
-        <w:rPr>
-          <w:noProof/>
-          <w:webHidden/>
-        </w:rPr>
-        <w:tab/>
-      </w:r>
-      <w:r>
-        <w:rPr>
-          <w:noProof/>
-          <w:webHidden/>
-        </w:rPr>
-        <w:fldChar w:fldCharType="begin"/>
-      </w:r>
-      <w:r>
-        <w:rPr>
-          <w:noProof/>
-          <w:webHidden/>
-        </w:rPr>
-        <w:instrText xml:space="preserve"> PAGEREF _Toc242836533 \h </w:instrText>
-      </w:r>
-      <w:r>
-        <w:rPr>
-          <w:noProof/>
-          <w:webHidden/>
-        </w:rPr>
-      </w:r>
-      <w:r>
-        <w:rPr>
-          <w:noProof/>
-          <w:webHidden/>
-        </w:rPr>
-        <w:fldChar w:fldCharType="separate"/>
-      </w:r>
-      <w:r>
-        <w:rPr>
-          <w:noProof/>
-          <w:webHidden/>
-        </w:rPr>
-        <w:t>4</w:t>
-      </w:r>
-      <w:r>
-        <w:rPr>
-          <w:noProof/>
-          <w:webHidden/>
-        </w:rPr>
-        <w:fldChar w:fldCharType="end"/>
-      </w:r>
-      <w:r>
-        <w:rPr>
-          <w:rStyle w:val="a5"/>
-          <w:noProof/>
-        </w:rPr>
-        <w:fldChar w:fldCharType="end"/>
-      </w:r>
+      <w:hyperlink w:anchor="_Toc242836533" w:history="1">
+        <w:r>
+          <w:rPr>
+            <w:rStyle w:val="a5"/>
+            <w:noProof/>
+          </w:rPr>
+          <w:t>1 Основная часть</w:t>
+        </w:r>
+        <w:r>
+          <w:rPr>
+            <w:noProof/>
+            <w:webHidden/>
+          </w:rPr>
+          <w:tab/>
+        </w:r>
+        <w:r>
+          <w:rPr>
+            <w:noProof/>
+            <w:webHidden/>
+          </w:rPr>
+          <w:fldChar w:fldCharType="begin"/>
+        </w:r>
+        <w:r>
+          <w:rPr>
+            <w:noProof/>
+            <w:webHidden/>
+          </w:rPr>
+          <w:instrText xml:space="preserve"> PAGEREF _Toc242836533 \h </w:instrText>
+        </w:r>
+        <w:r>
+          <w:rPr>
+            <w:noProof/>
+            <w:webHidden/>
+          </w:rPr>
+        </w:r>
+        <w:r>
+          <w:rPr>
+            <w:noProof/>
+            <w:webHidden/>
+          </w:rPr>
+          <w:fldChar w:fldCharType="separate"/>
+        </w:r>
+        <w:r>
+          <w:rPr>
+            <w:noProof/>
+            <w:webHidden/>
+          </w:rPr>
+          <w:t>4</w:t>
+        </w:r>
+        <w:r>
+          <w:rPr>
+            <w:noProof/>
+            <w:webHidden/>
+          </w:rPr>
+          <w:fldChar w:fldCharType="end"/>
+        </w:r>
+      </w:hyperlink>
     </w:p>
     <w:p>
       <w:pPr>
@@ -1800,29 +1753,29 @@
       <w:r>
         <w:br w:type="page"/>
       </w:r>
-      <w:bookmarkStart w:id="2" w:name="_Toc241452598"/>
-      <w:bookmarkStart w:id="3" w:name="_Toc241452850"/>
-      <w:bookmarkStart w:id="4" w:name="_Toc242836533"/>
+      <w:bookmarkStart w:id="1" w:name="_Toc241452598"/>
+      <w:bookmarkStart w:id="2" w:name="_Toc241452850"/>
+      <w:bookmarkStart w:id="3" w:name="_Toc242836533"/>
       <w:r>
         <w:lastRenderedPageBreak/>
         <w:t xml:space="preserve">1 </w:t>
       </w:r>
+      <w:bookmarkEnd w:id="1"/>
       <w:bookmarkEnd w:id="2"/>
+      <w:r>
+        <w:t>Основная часть</w:t>
+      </w:r>
       <w:bookmarkEnd w:id="3"/>
-      <w:r>
-        <w:t>Основная часть</w:t>
+    </w:p>
+    <w:p>
+      <w:pPr>
+        <w:pStyle w:val="1"/>
+      </w:pPr>
+      <w:bookmarkStart w:id="4" w:name="_Toc242836534"/>
+      <w:r>
+        <w:t>1.1 Программа решения задания 1</w:t>
       </w:r>
       <w:bookmarkEnd w:id="4"/>
-    </w:p>
-    <w:p>
-      <w:pPr>
-        <w:pStyle w:val="1"/>
-      </w:pPr>
-      <w:bookmarkStart w:id="5" w:name="_Toc242836534"/>
-      <w:r>
-        <w:t>1.1 Программа решения задания 1</w:t>
-      </w:r>
-      <w:bookmarkEnd w:id="5"/>
     </w:p>
     <w:p>
       <w:pPr>
@@ -1906,14 +1859,27 @@
       <w:r>
         <w:t xml:space="preserve">Рисунок </w:t>
       </w:r>
-      <w:fldSimple w:instr=" SEQ Рисунок \* ARABIC ">
-        <w:r>
-          <w:rPr>
-            <w:noProof/>
-          </w:rPr>
-          <w:t>1</w:t>
-        </w:r>
-      </w:fldSimple>
+      <w:r>
+        <w:fldChar w:fldCharType="begin"/>
+      </w:r>
+      <w:r>
+        <w:instrText xml:space="preserve"> SEQ Рисунок \* ARABIC </w:instrText>
+      </w:r>
+      <w:r>
+        <w:fldChar w:fldCharType="separate"/>
+      </w:r>
+      <w:r>
+        <w:rPr>
+          <w:noProof/>
+        </w:rPr>
+        <w:t>1</w:t>
+      </w:r>
+      <w:r>
+        <w:rPr>
+          <w:noProof/>
+        </w:rPr>
+        <w:fldChar w:fldCharType="end"/>
+      </w:r>
       <w:r>
         <w:t>-</w:t>
       </w:r>
@@ -1925,8 +1891,8 @@
       <w:pPr>
         <w:pStyle w:val="1"/>
       </w:pPr>
+      <w:bookmarkStart w:id="5" w:name="_Toc242836535"/>
       <w:bookmarkStart w:id="6" w:name="_Toc241452864"/>
-      <w:bookmarkStart w:id="7" w:name="_Toc242836535"/>
       <w:r>
         <w:t>1.2 Результаты работы программы для данных тип</w:t>
       </w:r>
@@ -1950,7 +1916,7 @@
         </w:rPr>
         <w:t>float</w:t>
       </w:r>
-      <w:bookmarkEnd w:id="7"/>
+      <w:bookmarkEnd w:id="5"/>
     </w:p>
     <w:p>
       <w:r>
@@ -2043,14 +2009,27 @@
       <w:r>
         <w:t xml:space="preserve">Рисунок </w:t>
       </w:r>
-      <w:fldSimple w:instr=" SEQ Рисунок \* ARABIC ">
-        <w:r>
-          <w:rPr>
-            <w:noProof/>
-          </w:rPr>
-          <w:t>2</w:t>
-        </w:r>
-      </w:fldSimple>
+      <w:r>
+        <w:fldChar w:fldCharType="begin"/>
+      </w:r>
+      <w:r>
+        <w:instrText xml:space="preserve"> SEQ Рисунок \* ARABIC </w:instrText>
+      </w:r>
+      <w:r>
+        <w:fldChar w:fldCharType="separate"/>
+      </w:r>
+      <w:r>
+        <w:rPr>
+          <w:noProof/>
+        </w:rPr>
+        <w:t>2</w:t>
+      </w:r>
+      <w:r>
+        <w:rPr>
+          <w:noProof/>
+        </w:rPr>
+        <w:fldChar w:fldCharType="end"/>
+      </w:r>
       <w:r>
         <w:t>-Результаты</w:t>
       </w:r>
@@ -2059,14 +2038,14 @@
       <w:pPr>
         <w:pStyle w:val="1"/>
       </w:pPr>
-      <w:bookmarkStart w:id="8" w:name="_Toc242836536"/>
+      <w:bookmarkStart w:id="7" w:name="_Toc242836536"/>
       <w:r>
         <w:t>1.3 Объяснение результатов</w:t>
       </w:r>
-      <w:bookmarkEnd w:id="8"/>
-    </w:p>
-    <w:p>
-      <w:bookmarkStart w:id="9" w:name="_Toc242832529"/>
+      <w:bookmarkEnd w:id="7"/>
+    </w:p>
+    <w:p>
+      <w:bookmarkStart w:id="8" w:name="_Toc242832529"/>
       <w:r>
         <w:lastRenderedPageBreak/>
         <w:t xml:space="preserve">Результат первого задания объясняется тем, что тип </w:t>
@@ -2083,17 +2062,17 @@
       <w:r>
         <w:t>содержит больше объема памяти и подходит для более точных задач. Результат вычисления зависит от точности использованных данных в дробных числах.</w:t>
       </w:r>
+      <w:bookmarkEnd w:id="8"/>
+    </w:p>
+    <w:p>
+      <w:pPr>
+        <w:pStyle w:val="1"/>
+      </w:pPr>
+      <w:bookmarkStart w:id="9" w:name="_Toc242836537"/>
+      <w:r>
+        <w:t>1.4 Программа решения задания 2</w:t>
+      </w:r>
       <w:bookmarkEnd w:id="9"/>
-    </w:p>
-    <w:p>
-      <w:pPr>
-        <w:pStyle w:val="1"/>
-      </w:pPr>
-      <w:bookmarkStart w:id="10" w:name="_Toc242836537"/>
-      <w:r>
-        <w:t>1.4 Программа решения задания 2</w:t>
-      </w:r>
-      <w:bookmarkEnd w:id="10"/>
     </w:p>
     <w:p>
       <w:pPr>
@@ -2181,14 +2160,27 @@
       <w:r>
         <w:t xml:space="preserve">Рисунок </w:t>
       </w:r>
-      <w:fldSimple w:instr=" SEQ Рисунок \* ARABIC ">
-        <w:r>
-          <w:rPr>
-            <w:noProof/>
-          </w:rPr>
-          <w:t>3</w:t>
-        </w:r>
-      </w:fldSimple>
+      <w:r>
+        <w:fldChar w:fldCharType="begin"/>
+      </w:r>
+      <w:r>
+        <w:instrText xml:space="preserve"> SEQ Рисунок \* ARABIC </w:instrText>
+      </w:r>
+      <w:r>
+        <w:fldChar w:fldCharType="separate"/>
+      </w:r>
+      <w:r>
+        <w:rPr>
+          <w:noProof/>
+        </w:rPr>
+        <w:t>3</w:t>
+      </w:r>
+      <w:r>
+        <w:rPr>
+          <w:noProof/>
+        </w:rPr>
+        <w:fldChar w:fldCharType="end"/>
+      </w:r>
       <w:r>
         <w:t>-Код программы для задания 2</w:t>
       </w:r>
@@ -2197,11 +2189,11 @@
       <w:pPr>
         <w:pStyle w:val="1"/>
       </w:pPr>
-      <w:bookmarkStart w:id="11" w:name="_Toc242836538"/>
+      <w:bookmarkStart w:id="10" w:name="_Toc242836538"/>
       <w:r>
         <w:t>1.5 Результаты работы программы для задания 2</w:t>
       </w:r>
-      <w:bookmarkEnd w:id="11"/>
+      <w:bookmarkEnd w:id="10"/>
     </w:p>
     <w:p>
       <w:pPr>
@@ -2221,7 +2213,7 @@
       <w:pPr>
         <w:jc w:val="center"/>
       </w:pPr>
-      <w:bookmarkStart w:id="12" w:name="_Toc242832532"/>
+      <w:bookmarkStart w:id="11" w:name="_Toc242832532"/>
       <w:r>
         <w:rPr>
           <w:noProof/>
@@ -2276,42 +2268,55 @@
           </wp:inline>
         </w:drawing>
       </w:r>
+      <w:bookmarkEnd w:id="11"/>
+    </w:p>
+    <w:p>
+      <w:pPr>
+        <w:pStyle w:val="ac"/>
+      </w:pPr>
+      <w:r>
+        <w:t xml:space="preserve">Рисунок </w:t>
+      </w:r>
+      <w:r>
+        <w:fldChar w:fldCharType="begin"/>
+      </w:r>
+      <w:r>
+        <w:instrText xml:space="preserve"> SEQ Рисунок \* ARABIC </w:instrText>
+      </w:r>
+      <w:r>
+        <w:fldChar w:fldCharType="separate"/>
+      </w:r>
+      <w:r>
+        <w:rPr>
+          <w:noProof/>
+        </w:rPr>
+        <w:t>4</w:t>
+      </w:r>
+      <w:r>
+        <w:rPr>
+          <w:noProof/>
+        </w:rPr>
+        <w:fldChar w:fldCharType="end"/>
+      </w:r>
+      <w:r>
+        <w:t>-Результат работы</w:t>
+      </w:r>
+      <w:r>
+        <w:t xml:space="preserve"> </w:t>
+      </w:r>
+      <w:r>
+        <w:t>для задания 2</w:t>
+      </w:r>
+    </w:p>
+    <w:p>
+      <w:pPr>
+        <w:pStyle w:val="1"/>
+      </w:pPr>
+      <w:bookmarkStart w:id="12" w:name="_Toc242836539"/>
+      <w:r>
+        <w:t>1.6 Объяснение результатов</w:t>
+      </w:r>
       <w:bookmarkEnd w:id="12"/>
-    </w:p>
-    <w:p>
-      <w:pPr>
-        <w:pStyle w:val="ac"/>
-      </w:pPr>
-      <w:r>
-        <w:t xml:space="preserve">Рисунок </w:t>
-      </w:r>
-      <w:fldSimple w:instr=" SEQ Рисунок \* ARABIC ">
-        <w:r>
-          <w:rPr>
-            <w:noProof/>
-          </w:rPr>
-          <w:t>4</w:t>
-        </w:r>
-      </w:fldSimple>
-      <w:r>
-        <w:t>-Результат работы</w:t>
-      </w:r>
-      <w:r>
-        <w:t xml:space="preserve"> </w:t>
-      </w:r>
-      <w:r>
-        <w:t>для задания 2</w:t>
-      </w:r>
-    </w:p>
-    <w:p>
-      <w:pPr>
-        <w:pStyle w:val="1"/>
-      </w:pPr>
-      <w:bookmarkStart w:id="13" w:name="_Toc242836539"/>
-      <w:r>
-        <w:t>1.6 Объяснение результатов</w:t>
-      </w:r>
-      <w:bookmarkEnd w:id="13"/>
     </w:p>
     <w:p>
       <w:r>
@@ -2351,13 +2356,13 @@
       <w:r>
         <w:br w:type="page"/>
       </w:r>
-      <w:bookmarkStart w:id="14" w:name="_Toc242836540"/>
+      <w:bookmarkStart w:id="13" w:name="_Toc242836540"/>
       <w:bookmarkEnd w:id="6"/>
       <w:r>
         <w:lastRenderedPageBreak/>
         <w:t>Заключение</w:t>
       </w:r>
-      <w:bookmarkEnd w:id="14"/>
+      <w:bookmarkEnd w:id="13"/>
     </w:p>
     <w:p>
       <w:pPr>
@@ -2459,12 +2464,12 @@
       <w:pPr>
         <w:pStyle w:val="a3"/>
       </w:pPr>
-      <w:bookmarkStart w:id="15" w:name="_Toc242836541"/>
+      <w:bookmarkStart w:id="14" w:name="_Toc242836541"/>
       <w:r>
         <w:lastRenderedPageBreak/>
         <w:t>Список использованных источников</w:t>
       </w:r>
-      <w:bookmarkEnd w:id="15"/>
+      <w:bookmarkEnd w:id="14"/>
     </w:p>
     <w:p>
       <w:pPr>
@@ -7170,7 +7175,7 @@
   <a:extraClrSchemeLst/>
   <a:extLst>
     <a:ext uri="{05A4C25C-085E-4340-85A3-A5531E510DB2}">
-      <thm15:themeFamily xmlns:thm15="http://schemas.microsoft.com/office/thememl/2012/main" xmlns="" name="Office Theme" id="{62F939B6-93AF-4DB8-9C6B-D6C7DFDC589F}" vid="{4A3C46E8-61CC-4603-A589-7422A47A8E4A}"/>
+      <thm15:themeFamily xmlns="" xmlns:thm15="http://schemas.microsoft.com/office/thememl/2012/main" name="Office Theme" id="{62F939B6-93AF-4DB8-9C6B-D6C7DFDC589F}" vid="{4A3C46E8-61CC-4603-A589-7422A47A8E4A}"/>
     </a:ext>
   </a:extLst>
 </a:theme>
@@ -7181,7 +7186,7 @@
 </file>
 
 <file path=customXml/itemProps1.xml><?xml version="1.0" encoding="utf-8"?>
-<ds:datastoreItem xmlns:ds="http://schemas.openxmlformats.org/officeDocument/2006/customXml" ds:itemID="{05EF3088-71B1-4D9A-9245-B5FB2F9A2CC9}">
+<ds:datastoreItem xmlns:ds="http://schemas.openxmlformats.org/officeDocument/2006/customXml" ds:itemID="{82AD775B-37E1-4D3E-8951-E32D0E12C17E}">
   <ds:schemaRefs>
     <ds:schemaRef ds:uri="http://schemas.openxmlformats.org/officeDocument/2006/bibliography"/>
   </ds:schemaRefs>

--- a/bachelor/sem1/informatics/lab1/ИВТ-26-1б Субботин  Отчет Лабораторная 1.docx
+++ b/bachelor/sem1/informatics/lab1/ИВТ-26-1б Субботин  Отчет Лабораторная 1.docx
@@ -631,11 +631,13 @@
         <w:pStyle w:val="a3"/>
       </w:pPr>
       <w:bookmarkStart w:id="0" w:name="_Toc242836532"/>
+      <w:bookmarkStart w:id="1" w:name="_Toc242867990"/>
       <w:r>
         <w:lastRenderedPageBreak/>
         <w:t>Оглавление</w:t>
       </w:r>
       <w:bookmarkEnd w:id="0"/>
+      <w:bookmarkEnd w:id="1"/>
     </w:p>
     <w:p>
       <w:pPr>
@@ -656,6 +658,8 @@
       <w:r>
         <w:fldChar w:fldCharType="separate"/>
       </w:r>
+      <w:bookmarkStart w:id="2" w:name="_GoBack"/>
+      <w:bookmarkEnd w:id="2"/>
     </w:p>
     <w:p>
       <w:pPr>
@@ -667,13 +671,126 @@
           <w:lang w:eastAsia="ru-RU"/>
         </w:rPr>
       </w:pPr>
-      <w:hyperlink w:anchor="_Toc242836533" w:history="1">
+      <w:r>
+        <w:rPr>
+          <w:rStyle w:val="a5"/>
+          <w:noProof/>
+        </w:rPr>
+        <w:fldChar w:fldCharType="begin"/>
+      </w:r>
+      <w:r>
+        <w:rPr>
+          <w:rStyle w:val="a5"/>
+          <w:noProof/>
+        </w:rPr>
+        <w:instrText xml:space="preserve"> </w:instrText>
+      </w:r>
+      <w:r>
+        <w:rPr>
+          <w:noProof/>
+        </w:rPr>
+        <w:instrText>HYPERLINK \l "_Toc242867991"</w:instrText>
+      </w:r>
+      <w:r>
+        <w:rPr>
+          <w:rStyle w:val="a5"/>
+          <w:noProof/>
+        </w:rPr>
+        <w:instrText xml:space="preserve"> </w:instrText>
+      </w:r>
+      <w:r>
+        <w:rPr>
+          <w:rStyle w:val="a5"/>
+          <w:noProof/>
+        </w:rPr>
+      </w:r>
+      <w:r>
+        <w:rPr>
+          <w:rStyle w:val="a5"/>
+          <w:noProof/>
+        </w:rPr>
+        <w:fldChar w:fldCharType="separate"/>
+      </w:r>
+      <w:r>
+        <w:rPr>
+          <w:rStyle w:val="a5"/>
+          <w:noProof/>
+        </w:rPr>
+        <w:t>1 Основная часть</w:t>
+      </w:r>
+      <w:r>
+        <w:rPr>
+          <w:noProof/>
+          <w:webHidden/>
+        </w:rPr>
+        <w:tab/>
+      </w:r>
+      <w:r>
+        <w:rPr>
+          <w:noProof/>
+          <w:webHidden/>
+        </w:rPr>
+        <w:fldChar w:fldCharType="begin"/>
+      </w:r>
+      <w:r>
+        <w:rPr>
+          <w:noProof/>
+          <w:webHidden/>
+        </w:rPr>
+        <w:instrText xml:space="preserve"> PAGEREF _Toc242867991 \h </w:instrText>
+      </w:r>
+      <w:r>
+        <w:rPr>
+          <w:noProof/>
+          <w:webHidden/>
+        </w:rPr>
+      </w:r>
+      <w:r>
+        <w:rPr>
+          <w:noProof/>
+          <w:webHidden/>
+        </w:rPr>
+        <w:fldChar w:fldCharType="separate"/>
+      </w:r>
+      <w:r>
+        <w:rPr>
+          <w:noProof/>
+          <w:webHidden/>
+        </w:rPr>
+        <w:t>4</w:t>
+      </w:r>
+      <w:r>
+        <w:rPr>
+          <w:noProof/>
+          <w:webHidden/>
+        </w:rPr>
+        <w:fldChar w:fldCharType="end"/>
+      </w:r>
+      <w:r>
+        <w:rPr>
+          <w:rStyle w:val="a5"/>
+          <w:noProof/>
+        </w:rPr>
+        <w:fldChar w:fldCharType="end"/>
+      </w:r>
+    </w:p>
+    <w:p>
+      <w:pPr>
+        <w:pStyle w:val="11"/>
+        <w:rPr>
+          <w:rFonts w:asciiTheme="minorHAnsi" w:eastAsiaTheme="minorEastAsia" w:hAnsiTheme="minorHAnsi"/>
+          <w:noProof/>
+          <w:sz w:val="22"/>
+          <w:lang w:eastAsia="ru-RU"/>
+        </w:rPr>
+      </w:pPr>
+      <w:hyperlink w:anchor="_Toc242867992" w:history="1">
         <w:r>
           <w:rPr>
             <w:rStyle w:val="a5"/>
             <w:noProof/>
           </w:rPr>
-          <w:t>1 Основная часть</w:t>
+          <w:t>1.1 Программа решения задания 1</w:t>
         </w:r>
         <w:r>
           <w:rPr>
@@ -694,7 +811,7 @@
             <w:noProof/>
             <w:webHidden/>
           </w:rPr>
-          <w:instrText xml:space="preserve"> PAGEREF _Toc242836533 \h </w:instrText>
+          <w:instrText xml:space="preserve"> PAGEREF _Toc242867992 \h </w:instrText>
         </w:r>
         <w:r>
           <w:rPr>
@@ -735,75 +852,7 @@
           <w:lang w:eastAsia="ru-RU"/>
         </w:rPr>
       </w:pPr>
-      <w:hyperlink w:anchor="_Toc242836534" w:history="1">
-        <w:r>
-          <w:rPr>
-            <w:rStyle w:val="a5"/>
-            <w:noProof/>
-          </w:rPr>
-          <w:t>1.1 Программа решения задания 1</w:t>
-        </w:r>
-        <w:r>
-          <w:rPr>
-            <w:noProof/>
-            <w:webHidden/>
-          </w:rPr>
-          <w:tab/>
-        </w:r>
-        <w:r>
-          <w:rPr>
-            <w:noProof/>
-            <w:webHidden/>
-          </w:rPr>
-          <w:fldChar w:fldCharType="begin"/>
-        </w:r>
-        <w:r>
-          <w:rPr>
-            <w:noProof/>
-            <w:webHidden/>
-          </w:rPr>
-          <w:instrText xml:space="preserve"> PAGEREF _Toc242836534 \h </w:instrText>
-        </w:r>
-        <w:r>
-          <w:rPr>
-            <w:noProof/>
-            <w:webHidden/>
-          </w:rPr>
-        </w:r>
-        <w:r>
-          <w:rPr>
-            <w:noProof/>
-            <w:webHidden/>
-          </w:rPr>
-          <w:fldChar w:fldCharType="separate"/>
-        </w:r>
-        <w:r>
-          <w:rPr>
-            <w:noProof/>
-            <w:webHidden/>
-          </w:rPr>
-          <w:t>4</w:t>
-        </w:r>
-        <w:r>
-          <w:rPr>
-            <w:noProof/>
-            <w:webHidden/>
-          </w:rPr>
-          <w:fldChar w:fldCharType="end"/>
-        </w:r>
-      </w:hyperlink>
-    </w:p>
-    <w:p>
-      <w:pPr>
-        <w:pStyle w:val="11"/>
-        <w:rPr>
-          <w:rFonts w:asciiTheme="minorHAnsi" w:eastAsiaTheme="minorEastAsia" w:hAnsiTheme="minorHAnsi"/>
-          <w:noProof/>
-          <w:sz w:val="22"/>
-          <w:lang w:eastAsia="ru-RU"/>
-        </w:rPr>
-      </w:pPr>
-      <w:hyperlink w:anchor="_Toc242836535" w:history="1">
+      <w:hyperlink w:anchor="_Toc242867993" w:history="1">
         <w:r>
           <w:rPr>
             <w:rStyle w:val="a5"/>
@@ -838,7 +887,7 @@
             <w:noProof/>
             <w:webHidden/>
           </w:rPr>
-          <w:instrText xml:space="preserve"> PAGEREF _Toc242836535 \h </w:instrText>
+          <w:instrText xml:space="preserve"> PAGEREF _Toc242867993 \h </w:instrText>
         </w:r>
         <w:r>
           <w:rPr>
@@ -879,7 +928,7 @@
           <w:lang w:eastAsia="ru-RU"/>
         </w:rPr>
       </w:pPr>
-      <w:hyperlink w:anchor="_Toc242836536" w:history="1">
+      <w:hyperlink w:anchor="_Toc242867994" w:history="1">
         <w:r>
           <w:rPr>
             <w:rStyle w:val="a5"/>
@@ -906,7 +955,7 @@
             <w:noProof/>
             <w:webHidden/>
           </w:rPr>
-          <w:instrText xml:space="preserve"> PAGEREF _Toc242836536 \h </w:instrText>
+          <w:instrText xml:space="preserve"> PAGEREF _Toc242867994 \h </w:instrText>
         </w:r>
         <w:r>
           <w:rPr>
@@ -947,7 +996,7 @@
           <w:lang w:eastAsia="ru-RU"/>
         </w:rPr>
       </w:pPr>
-      <w:hyperlink w:anchor="_Toc242836537" w:history="1">
+      <w:hyperlink w:anchor="_Toc242867995" w:history="1">
         <w:r>
           <w:rPr>
             <w:rStyle w:val="a5"/>
@@ -974,7 +1023,7 @@
             <w:noProof/>
             <w:webHidden/>
           </w:rPr>
-          <w:instrText xml:space="preserve"> PAGEREF _Toc242836537 \h </w:instrText>
+          <w:instrText xml:space="preserve"> PAGEREF _Toc242867995 \h </w:instrText>
         </w:r>
         <w:r>
           <w:rPr>
@@ -1015,7 +1064,7 @@
           <w:lang w:eastAsia="ru-RU"/>
         </w:rPr>
       </w:pPr>
-      <w:hyperlink w:anchor="_Toc242836538" w:history="1">
+      <w:hyperlink w:anchor="_Toc242867996" w:history="1">
         <w:r>
           <w:rPr>
             <w:rStyle w:val="a5"/>
@@ -1042,7 +1091,7 @@
             <w:noProof/>
             <w:webHidden/>
           </w:rPr>
-          <w:instrText xml:space="preserve"> PAGEREF _Toc242836538 \h </w:instrText>
+          <w:instrText xml:space="preserve"> PAGEREF _Toc242867996 \h </w:instrText>
         </w:r>
         <w:r>
           <w:rPr>
@@ -1083,7 +1132,7 @@
           <w:lang w:eastAsia="ru-RU"/>
         </w:rPr>
       </w:pPr>
-      <w:hyperlink w:anchor="_Toc242836539" w:history="1">
+      <w:hyperlink w:anchor="_Toc242867997" w:history="1">
         <w:r>
           <w:rPr>
             <w:rStyle w:val="a5"/>
@@ -1110,7 +1159,7 @@
             <w:noProof/>
             <w:webHidden/>
           </w:rPr>
-          <w:instrText xml:space="preserve"> PAGEREF _Toc242836539 \h </w:instrText>
+          <w:instrText xml:space="preserve"> PAGEREF _Toc242867997 \h </w:instrText>
         </w:r>
         <w:r>
           <w:rPr>
@@ -1151,7 +1200,75 @@
           <w:lang w:eastAsia="ru-RU"/>
         </w:rPr>
       </w:pPr>
-      <w:hyperlink w:anchor="_Toc242836540" w:history="1">
+      <w:hyperlink w:anchor="_Toc242867998" w:history="1">
+        <w:r>
+          <w:rPr>
+            <w:rStyle w:val="a5"/>
+            <w:noProof/>
+          </w:rPr>
+          <w:t>1.7 Блок-схема</w:t>
+        </w:r>
+        <w:r>
+          <w:rPr>
+            <w:noProof/>
+            <w:webHidden/>
+          </w:rPr>
+          <w:tab/>
+        </w:r>
+        <w:r>
+          <w:rPr>
+            <w:noProof/>
+            <w:webHidden/>
+          </w:rPr>
+          <w:fldChar w:fldCharType="begin"/>
+        </w:r>
+        <w:r>
+          <w:rPr>
+            <w:noProof/>
+            <w:webHidden/>
+          </w:rPr>
+          <w:instrText xml:space="preserve"> PAGEREF _Toc242867998 \h </w:instrText>
+        </w:r>
+        <w:r>
+          <w:rPr>
+            <w:noProof/>
+            <w:webHidden/>
+          </w:rPr>
+        </w:r>
+        <w:r>
+          <w:rPr>
+            <w:noProof/>
+            <w:webHidden/>
+          </w:rPr>
+          <w:fldChar w:fldCharType="separate"/>
+        </w:r>
+        <w:r>
+          <w:rPr>
+            <w:noProof/>
+            <w:webHidden/>
+          </w:rPr>
+          <w:t>6</w:t>
+        </w:r>
+        <w:r>
+          <w:rPr>
+            <w:noProof/>
+            <w:webHidden/>
+          </w:rPr>
+          <w:fldChar w:fldCharType="end"/>
+        </w:r>
+      </w:hyperlink>
+    </w:p>
+    <w:p>
+      <w:pPr>
+        <w:pStyle w:val="11"/>
+        <w:rPr>
+          <w:rFonts w:asciiTheme="minorHAnsi" w:eastAsiaTheme="minorEastAsia" w:hAnsiTheme="minorHAnsi"/>
+          <w:noProof/>
+          <w:sz w:val="22"/>
+          <w:lang w:eastAsia="ru-RU"/>
+        </w:rPr>
+      </w:pPr>
+      <w:hyperlink w:anchor="_Toc242867999" w:history="1">
         <w:r>
           <w:rPr>
             <w:rStyle w:val="a5"/>
@@ -1178,7 +1295,7 @@
             <w:noProof/>
             <w:webHidden/>
           </w:rPr>
-          <w:instrText xml:space="preserve"> PAGEREF _Toc242836540 \h </w:instrText>
+          <w:instrText xml:space="preserve"> PAGEREF _Toc242867999 \h </w:instrText>
         </w:r>
         <w:r>
           <w:rPr>
@@ -1198,7 +1315,7 @@
             <w:noProof/>
             <w:webHidden/>
           </w:rPr>
-          <w:t>7</w:t>
+          <w:t>9</w:t>
         </w:r>
         <w:r>
           <w:rPr>
@@ -1219,7 +1336,7 @@
           <w:lang w:eastAsia="ru-RU"/>
         </w:rPr>
       </w:pPr>
-      <w:hyperlink w:anchor="_Toc242836541" w:history="1">
+      <w:hyperlink w:anchor="_Toc242868000" w:history="1">
         <w:r>
           <w:rPr>
             <w:rStyle w:val="a5"/>
@@ -1246,7 +1363,7 @@
             <w:noProof/>
             <w:webHidden/>
           </w:rPr>
-          <w:instrText xml:space="preserve"> PAGEREF _Toc242836541 \h </w:instrText>
+          <w:instrText xml:space="preserve"> PAGEREF _Toc242868000 \h </w:instrText>
         </w:r>
         <w:r>
           <w:rPr>
@@ -1266,7 +1383,7 @@
             <w:noProof/>
             <w:webHidden/>
           </w:rPr>
-          <w:t>8</w:t>
+          <w:t>10</w:t>
         </w:r>
         <w:r>
           <w:rPr>
@@ -1753,29 +1870,29 @@
       <w:r>
         <w:br w:type="page"/>
       </w:r>
-      <w:bookmarkStart w:id="1" w:name="_Toc241452598"/>
-      <w:bookmarkStart w:id="2" w:name="_Toc241452850"/>
-      <w:bookmarkStart w:id="3" w:name="_Toc242836533"/>
+      <w:bookmarkStart w:id="3" w:name="_Toc241452598"/>
+      <w:bookmarkStart w:id="4" w:name="_Toc241452850"/>
+      <w:bookmarkStart w:id="5" w:name="_Toc242867991"/>
       <w:r>
         <w:lastRenderedPageBreak/>
         <w:t xml:space="preserve">1 </w:t>
       </w:r>
-      <w:bookmarkEnd w:id="1"/>
-      <w:bookmarkEnd w:id="2"/>
+      <w:bookmarkEnd w:id="3"/>
+      <w:bookmarkEnd w:id="4"/>
       <w:r>
         <w:t>Основная часть</w:t>
       </w:r>
-      <w:bookmarkEnd w:id="3"/>
+      <w:bookmarkEnd w:id="5"/>
     </w:p>
     <w:p>
       <w:pPr>
         <w:pStyle w:val="1"/>
       </w:pPr>
-      <w:bookmarkStart w:id="4" w:name="_Toc242836534"/>
+      <w:bookmarkStart w:id="6" w:name="_Toc242867992"/>
       <w:r>
         <w:t>1.1 Программа решения задания 1</w:t>
       </w:r>
-      <w:bookmarkEnd w:id="4"/>
+      <w:bookmarkEnd w:id="6"/>
     </w:p>
     <w:p>
       <w:pPr>
@@ -1891,8 +2008,8 @@
       <w:pPr>
         <w:pStyle w:val="1"/>
       </w:pPr>
-      <w:bookmarkStart w:id="5" w:name="_Toc242836535"/>
-      <w:bookmarkStart w:id="6" w:name="_Toc241452864"/>
+      <w:bookmarkStart w:id="7" w:name="_Toc241452864"/>
+      <w:bookmarkStart w:id="8" w:name="_Toc242867993"/>
       <w:r>
         <w:t>1.2 Результаты работы программы для данных тип</w:t>
       </w:r>
@@ -1916,7 +2033,7 @@
         </w:rPr>
         <w:t>float</w:t>
       </w:r>
-      <w:bookmarkEnd w:id="5"/>
+      <w:bookmarkEnd w:id="8"/>
     </w:p>
     <w:p>
       <w:r>
@@ -2038,14 +2155,14 @@
       <w:pPr>
         <w:pStyle w:val="1"/>
       </w:pPr>
-      <w:bookmarkStart w:id="7" w:name="_Toc242836536"/>
+      <w:bookmarkStart w:id="9" w:name="_Toc242867994"/>
       <w:r>
         <w:t>1.3 Объяснение результатов</w:t>
       </w:r>
-      <w:bookmarkEnd w:id="7"/>
-    </w:p>
-    <w:p>
-      <w:bookmarkStart w:id="8" w:name="_Toc242832529"/>
+      <w:bookmarkEnd w:id="9"/>
+    </w:p>
+    <w:p>
+      <w:bookmarkStart w:id="10" w:name="_Toc242832529"/>
       <w:r>
         <w:lastRenderedPageBreak/>
         <w:t xml:space="preserve">Результат первого задания объясняется тем, что тип </w:t>
@@ -2062,17 +2179,17 @@
       <w:r>
         <w:t>содержит больше объема памяти и подходит для более точных задач. Результат вычисления зависит от точности использованных данных в дробных числах.</w:t>
       </w:r>
-      <w:bookmarkEnd w:id="8"/>
+      <w:bookmarkEnd w:id="10"/>
     </w:p>
     <w:p>
       <w:pPr>
         <w:pStyle w:val="1"/>
       </w:pPr>
-      <w:bookmarkStart w:id="9" w:name="_Toc242836537"/>
+      <w:bookmarkStart w:id="11" w:name="_Toc242867995"/>
       <w:r>
         <w:t>1.4 Программа решения задания 2</w:t>
       </w:r>
-      <w:bookmarkEnd w:id="9"/>
+      <w:bookmarkEnd w:id="11"/>
     </w:p>
     <w:p>
       <w:pPr>
@@ -2189,11 +2306,11 @@
       <w:pPr>
         <w:pStyle w:val="1"/>
       </w:pPr>
-      <w:bookmarkStart w:id="10" w:name="_Toc242836538"/>
+      <w:bookmarkStart w:id="12" w:name="_Toc242867996"/>
       <w:r>
         <w:t>1.5 Результаты работы программы для задания 2</w:t>
       </w:r>
-      <w:bookmarkEnd w:id="10"/>
+      <w:bookmarkEnd w:id="12"/>
     </w:p>
     <w:p>
       <w:pPr>
@@ -2213,7 +2330,7 @@
       <w:pPr>
         <w:jc w:val="center"/>
       </w:pPr>
-      <w:bookmarkStart w:id="11" w:name="_Toc242832532"/>
+      <w:bookmarkStart w:id="13" w:name="_Toc242832532"/>
       <w:r>
         <w:rPr>
           <w:noProof/>
@@ -2268,7 +2385,7 @@
           </wp:inline>
         </w:drawing>
       </w:r>
-      <w:bookmarkEnd w:id="11"/>
+      <w:bookmarkEnd w:id="13"/>
     </w:p>
     <w:p>
       <w:pPr>
@@ -2312,11 +2429,11 @@
       <w:pPr>
         <w:pStyle w:val="1"/>
       </w:pPr>
-      <w:bookmarkStart w:id="12" w:name="_Toc242836539"/>
+      <w:bookmarkStart w:id="14" w:name="_Toc242867997"/>
       <w:r>
         <w:t>1.6 Объяснение результатов</w:t>
       </w:r>
-      <w:bookmarkEnd w:id="12"/>
+      <w:bookmarkEnd w:id="14"/>
     </w:p>
     <w:p>
       <w:r>
@@ -2348,6 +2465,306 @@
       <w:pPr>
         <w:pStyle w:val="1"/>
       </w:pPr>
+      <w:bookmarkStart w:id="15" w:name="_Toc242867998"/>
+      <w:r>
+        <w:t>1.7 Блок-схема</w:t>
+      </w:r>
+      <w:bookmarkEnd w:id="15"/>
+    </w:p>
+    <w:p>
+      <w:r>
+        <w:t>На рисунк</w:t>
+      </w:r>
+      <w:r>
+        <w:t>ах</w:t>
+      </w:r>
+      <w:r>
+        <w:t xml:space="preserve"> 5</w:t>
+      </w:r>
+      <w:r>
+        <w:t>, 6 и 7</w:t>
+      </w:r>
+      <w:r>
+        <w:t xml:space="preserve"> изображена блок-схема всей программы.</w:t>
+      </w:r>
+    </w:p>
+    <w:p>
+      <w:pPr>
+        <w:keepNext/>
+        <w:jc w:val="center"/>
+      </w:pPr>
+      <w:r>
+        <w:rPr>
+          <w:noProof/>
+          <w:lang w:eastAsia="ru-RU"/>
+        </w:rPr>
+        <w:drawing>
+          <wp:inline distT="0" distB="0" distL="0" distR="0" wp14:anchorId="51DFEFDE" wp14:editId="7DAE640B">
+            <wp:extent cx="1690576" cy="6014777"/>
+            <wp:effectExtent l="0" t="0" r="5080" b="5080"/>
+            <wp:docPr id="2" name="Рисунок 2" descr="C:\Users\sga\Desktop\политех\Labs_PSTU_Subbotin_V_A\bachelor\sem1\informatics\lab1\блок-схема1.png"/>
+            <wp:cNvGraphicFramePr>
+              <a:graphicFrameLocks xmlns:a="http://schemas.openxmlformats.org/drawingml/2006/main" noChangeAspect="1"/>
+            </wp:cNvGraphicFramePr>
+            <a:graphic xmlns:a="http://schemas.openxmlformats.org/drawingml/2006/main">
+              <a:graphicData uri="http://schemas.openxmlformats.org/drawingml/2006/picture">
+                <pic:pic xmlns:pic="http://schemas.openxmlformats.org/drawingml/2006/picture">
+                  <pic:nvPicPr>
+                    <pic:cNvPr id="0" name="Picture 2" descr="C:\Users\sga\Desktop\политех\Labs_PSTU_Subbotin_V_A\bachelor\sem1\informatics\lab1\блок-схема1.png"/>
+                    <pic:cNvPicPr>
+                      <a:picLocks noChangeAspect="1" noChangeArrowheads="1"/>
+                    </pic:cNvPicPr>
+                  </pic:nvPicPr>
+                  <pic:blipFill>
+                    <a:blip r:embed="rId12">
+                      <a:extLst>
+                        <a:ext uri="{28A0092B-C50C-407E-A947-70E740481C1C}">
+                          <a14:useLocalDpi xmlns:a14="http://schemas.microsoft.com/office/drawing/2010/main" val="0"/>
+                        </a:ext>
+                      </a:extLst>
+                    </a:blip>
+                    <a:srcRect/>
+                    <a:stretch>
+                      <a:fillRect/>
+                    </a:stretch>
+                  </pic:blipFill>
+                  <pic:spPr bwMode="auto">
+                    <a:xfrm>
+                      <a:off x="0" y="0"/>
+                      <a:ext cx="1690936" cy="6016056"/>
+                    </a:xfrm>
+                    <a:prstGeom prst="rect">
+                      <a:avLst/>
+                    </a:prstGeom>
+                    <a:noFill/>
+                    <a:ln>
+                      <a:noFill/>
+                    </a:ln>
+                  </pic:spPr>
+                </pic:pic>
+              </a:graphicData>
+            </a:graphic>
+          </wp:inline>
+        </w:drawing>
+      </w:r>
+    </w:p>
+    <w:p>
+      <w:pPr>
+        <w:pStyle w:val="ac"/>
+      </w:pPr>
+      <w:r>
+        <w:t xml:space="preserve">Рисунок </w:t>
+      </w:r>
+      <w:r>
+        <w:fldChar w:fldCharType="begin"/>
+      </w:r>
+      <w:r>
+        <w:instrText xml:space="preserve"> SEQ Рисунок \* ARABIC </w:instrText>
+      </w:r>
+      <w:r>
+        <w:fldChar w:fldCharType="separate"/>
+      </w:r>
+      <w:r>
+        <w:rPr>
+          <w:noProof/>
+        </w:rPr>
+        <w:t>5</w:t>
+      </w:r>
+      <w:r>
+        <w:rPr>
+          <w:noProof/>
+        </w:rPr>
+        <w:fldChar w:fldCharType="end"/>
+      </w:r>
+      <w:r>
+        <w:t>-Блок-схема, часть 1</w:t>
+      </w:r>
+    </w:p>
+    <w:p>
+      <w:pPr>
+        <w:keepNext/>
+        <w:jc w:val="center"/>
+      </w:pPr>
+      <w:r>
+        <w:rPr>
+          <w:noProof/>
+          <w:lang w:eastAsia="ru-RU"/>
+        </w:rPr>
+        <w:lastRenderedPageBreak/>
+        <w:drawing>
+          <wp:inline distT="0" distB="0" distL="0" distR="0" wp14:anchorId="620928D7" wp14:editId="0AFDE463">
+            <wp:extent cx="1130395" cy="8644270"/>
+            <wp:effectExtent l="0" t="0" r="0" b="4445"/>
+            <wp:docPr id="4" name="Рисунок 4" descr="C:\Users\sga\Desktop\политех\Labs_PSTU_Subbotin_V_A\bachelor\sem1\informatics\lab1\блок-схема2.png"/>
+            <wp:cNvGraphicFramePr>
+              <a:graphicFrameLocks xmlns:a="http://schemas.openxmlformats.org/drawingml/2006/main" noChangeAspect="1"/>
+            </wp:cNvGraphicFramePr>
+            <a:graphic xmlns:a="http://schemas.openxmlformats.org/drawingml/2006/main">
+              <a:graphicData uri="http://schemas.openxmlformats.org/drawingml/2006/picture">
+                <pic:pic xmlns:pic="http://schemas.openxmlformats.org/drawingml/2006/picture">
+                  <pic:nvPicPr>
+                    <pic:cNvPr id="0" name="Picture 4" descr="C:\Users\sga\Desktop\политех\Labs_PSTU_Subbotin_V_A\bachelor\sem1\informatics\lab1\блок-схема2.png"/>
+                    <pic:cNvPicPr>
+                      <a:picLocks noChangeAspect="1" noChangeArrowheads="1"/>
+                    </pic:cNvPicPr>
+                  </pic:nvPicPr>
+                  <pic:blipFill>
+                    <a:blip r:embed="rId13">
+                      <a:extLst>
+                        <a:ext uri="{28A0092B-C50C-407E-A947-70E740481C1C}">
+                          <a14:useLocalDpi xmlns:a14="http://schemas.microsoft.com/office/drawing/2010/main" val="0"/>
+                        </a:ext>
+                      </a:extLst>
+                    </a:blip>
+                    <a:srcRect/>
+                    <a:stretch>
+                      <a:fillRect/>
+                    </a:stretch>
+                  </pic:blipFill>
+                  <pic:spPr bwMode="auto">
+                    <a:xfrm>
+                      <a:off x="0" y="0"/>
+                      <a:ext cx="1132621" cy="8661291"/>
+                    </a:xfrm>
+                    <a:prstGeom prst="rect">
+                      <a:avLst/>
+                    </a:prstGeom>
+                    <a:noFill/>
+                    <a:ln>
+                      <a:noFill/>
+                    </a:ln>
+                  </pic:spPr>
+                </pic:pic>
+              </a:graphicData>
+            </a:graphic>
+          </wp:inline>
+        </w:drawing>
+      </w:r>
+    </w:p>
+    <w:p>
+      <w:pPr>
+        <w:pStyle w:val="ac"/>
+      </w:pPr>
+      <w:r>
+        <w:t xml:space="preserve">Рисунок </w:t>
+      </w:r>
+      <w:r>
+        <w:fldChar w:fldCharType="begin"/>
+      </w:r>
+      <w:r>
+        <w:instrText xml:space="preserve"> SEQ Рисунок \* ARABIC </w:instrText>
+      </w:r>
+      <w:r>
+        <w:fldChar w:fldCharType="separate"/>
+      </w:r>
+      <w:r>
+        <w:rPr>
+          <w:noProof/>
+        </w:rPr>
+        <w:t>6</w:t>
+      </w:r>
+      <w:r>
+        <w:rPr>
+          <w:noProof/>
+        </w:rPr>
+        <w:fldChar w:fldCharType="end"/>
+      </w:r>
+      <w:r>
+        <w:t>-Блок-схема, часть 2</w:t>
+      </w:r>
+    </w:p>
+    <w:p>
+      <w:pPr>
+        <w:keepNext/>
+        <w:jc w:val="center"/>
+      </w:pPr>
+      <w:r>
+        <w:rPr>
+          <w:noProof/>
+          <w:lang w:eastAsia="ru-RU"/>
+        </w:rPr>
+        <w:lastRenderedPageBreak/>
+        <w:drawing>
+          <wp:inline distT="0" distB="0" distL="0" distR="0" wp14:anchorId="3E148996" wp14:editId="4DC02717">
+            <wp:extent cx="1180465" cy="4752975"/>
+            <wp:effectExtent l="0" t="0" r="635" b="9525"/>
+            <wp:docPr id="9" name="Рисунок 9" descr="C:\Users\sga\Desktop\политех\Labs_PSTU_Subbotin_V_A\bachelor\sem1\informatics\lab1\блок-схема3.png"/>
+            <wp:cNvGraphicFramePr>
+              <a:graphicFrameLocks xmlns:a="http://schemas.openxmlformats.org/drawingml/2006/main" noChangeAspect="1"/>
+            </wp:cNvGraphicFramePr>
+            <a:graphic xmlns:a="http://schemas.openxmlformats.org/drawingml/2006/main">
+              <a:graphicData uri="http://schemas.openxmlformats.org/drawingml/2006/picture">
+                <pic:pic xmlns:pic="http://schemas.openxmlformats.org/drawingml/2006/picture">
+                  <pic:nvPicPr>
+                    <pic:cNvPr id="0" name="Picture 5" descr="C:\Users\sga\Desktop\политех\Labs_PSTU_Subbotin_V_A\bachelor\sem1\informatics\lab1\блок-схема3.png"/>
+                    <pic:cNvPicPr>
+                      <a:picLocks noChangeAspect="1" noChangeArrowheads="1"/>
+                    </pic:cNvPicPr>
+                  </pic:nvPicPr>
+                  <pic:blipFill>
+                    <a:blip r:embed="rId14">
+                      <a:extLst>
+                        <a:ext uri="{28A0092B-C50C-407E-A947-70E740481C1C}">
+                          <a14:useLocalDpi xmlns:a14="http://schemas.microsoft.com/office/drawing/2010/main" val="0"/>
+                        </a:ext>
+                      </a:extLst>
+                    </a:blip>
+                    <a:srcRect/>
+                    <a:stretch>
+                      <a:fillRect/>
+                    </a:stretch>
+                  </pic:blipFill>
+                  <pic:spPr bwMode="auto">
+                    <a:xfrm>
+                      <a:off x="0" y="0"/>
+                      <a:ext cx="1180465" cy="4752975"/>
+                    </a:xfrm>
+                    <a:prstGeom prst="rect">
+                      <a:avLst/>
+                    </a:prstGeom>
+                    <a:noFill/>
+                    <a:ln>
+                      <a:noFill/>
+                    </a:ln>
+                  </pic:spPr>
+                </pic:pic>
+              </a:graphicData>
+            </a:graphic>
+          </wp:inline>
+        </w:drawing>
+      </w:r>
+    </w:p>
+    <w:p>
+      <w:pPr>
+        <w:pStyle w:val="ac"/>
+      </w:pPr>
+      <w:r>
+        <w:t xml:space="preserve">Рисунок </w:t>
+      </w:r>
+      <w:r>
+        <w:fldChar w:fldCharType="begin"/>
+      </w:r>
+      <w:r>
+        <w:instrText xml:space="preserve"> SEQ Рисунок \* ARABIC </w:instrText>
+      </w:r>
+      <w:r>
+        <w:fldChar w:fldCharType="separate"/>
+      </w:r>
+      <w:r>
+        <w:rPr>
+          <w:noProof/>
+        </w:rPr>
+        <w:t>7</w:t>
+      </w:r>
+      <w:r>
+        <w:rPr>
+          <w:noProof/>
+        </w:rPr>
+        <w:fldChar w:fldCharType="end"/>
+      </w:r>
+      <w:r>
+        <w:t>-Блок-схема, часть 3</w:t>
+      </w:r>
     </w:p>
     <w:p>
       <w:pPr>
@@ -2356,13 +2773,13 @@
       <w:r>
         <w:br w:type="page"/>
       </w:r>
-      <w:bookmarkStart w:id="13" w:name="_Toc242836540"/>
-      <w:bookmarkEnd w:id="6"/>
+      <w:bookmarkStart w:id="16" w:name="_Toc242867999"/>
+      <w:bookmarkEnd w:id="7"/>
       <w:r>
         <w:lastRenderedPageBreak/>
         <w:t>Заключение</w:t>
       </w:r>
-      <w:bookmarkEnd w:id="13"/>
+      <w:bookmarkEnd w:id="16"/>
     </w:p>
     <w:p>
       <w:pPr>
@@ -2464,12 +2881,12 @@
       <w:pPr>
         <w:pStyle w:val="a3"/>
       </w:pPr>
-      <w:bookmarkStart w:id="14" w:name="_Toc242836541"/>
+      <w:bookmarkStart w:id="17" w:name="_Toc242868000"/>
       <w:r>
         <w:lastRenderedPageBreak/>
         <w:t>Список использованных источников</w:t>
       </w:r>
-      <w:bookmarkEnd w:id="14"/>
+      <w:bookmarkEnd w:id="17"/>
     </w:p>
     <w:p>
       <w:pPr>
@@ -2646,7 +3063,7 @@
       </w:pPr>
     </w:p>
     <w:sectPr>
-      <w:headerReference w:type="default" r:id="rId12"/>
+      <w:headerReference w:type="default" r:id="rId15"/>
       <w:pgSz w:w="11906" w:h="16838"/>
       <w:pgMar w:top="1134" w:right="851" w:bottom="1134" w:left="1418" w:header="709" w:footer="709" w:gutter="0"/>
       <w:pgNumType w:start="1"/>
@@ -7186,7 +7603,7 @@
 </file>
 
 <file path=customXml/itemProps1.xml><?xml version="1.0" encoding="utf-8"?>
-<ds:datastoreItem xmlns:ds="http://schemas.openxmlformats.org/officeDocument/2006/customXml" ds:itemID="{82AD775B-37E1-4D3E-8951-E32D0E12C17E}">
+<ds:datastoreItem xmlns:ds="http://schemas.openxmlformats.org/officeDocument/2006/customXml" ds:itemID="{FF072E29-3ADD-4F48-90C8-C0EC4B11996B}">
   <ds:schemaRefs>
     <ds:schemaRef ds:uri="http://schemas.openxmlformats.org/officeDocument/2006/bibliography"/>
   </ds:schemaRefs>

--- a/bachelor/sem1/informatics/lab1/ИВТ-26-1б Субботин  Отчет Лабораторная 1.docx
+++ b/bachelor/sem1/informatics/lab1/ИВТ-26-1б Субботин  Отчет Лабораторная 1.docx
@@ -421,7 +421,16 @@
           <w:szCs w:val="28"/>
           <w:u w:val="single"/>
         </w:rPr>
-        <w:t xml:space="preserve"> преп. каф. ИТАС</w:t>
+        <w:t xml:space="preserve"> асс</w:t>
+      </w:r>
+      <w:bookmarkStart w:id="0" w:name="_GoBack"/>
+      <w:bookmarkEnd w:id="0"/>
+      <w:r>
+        <w:rPr>
+          <w:szCs w:val="28"/>
+          <w:u w:val="single"/>
+        </w:rPr>
+        <w:t>. ИТАС</w:t>
       </w:r>
       <w:r>
         <w:rPr>
@@ -630,14 +639,14 @@
       <w:pPr>
         <w:pStyle w:val="a3"/>
       </w:pPr>
-      <w:bookmarkStart w:id="0" w:name="_Toc242836532"/>
-      <w:bookmarkStart w:id="1" w:name="_Toc242867990"/>
+      <w:bookmarkStart w:id="1" w:name="_Toc242836532"/>
+      <w:bookmarkStart w:id="2" w:name="_Toc242867990"/>
       <w:r>
         <w:lastRenderedPageBreak/>
         <w:t>Оглавление</w:t>
       </w:r>
-      <w:bookmarkEnd w:id="0"/>
       <w:bookmarkEnd w:id="1"/>
+      <w:bookmarkEnd w:id="2"/>
     </w:p>
     <w:p>
       <w:pPr>
@@ -658,8 +667,6 @@
       <w:r>
         <w:fldChar w:fldCharType="separate"/>
       </w:r>
-      <w:bookmarkStart w:id="2" w:name="_GoBack"/>
-      <w:bookmarkEnd w:id="2"/>
     </w:p>
     <w:p>
       <w:pPr>
@@ -671,108 +678,63 @@
           <w:lang w:eastAsia="ru-RU"/>
         </w:rPr>
       </w:pPr>
-      <w:r>
-        <w:rPr>
-          <w:rStyle w:val="a5"/>
-          <w:noProof/>
-        </w:rPr>
-        <w:fldChar w:fldCharType="begin"/>
-      </w:r>
-      <w:r>
-        <w:rPr>
-          <w:rStyle w:val="a5"/>
-          <w:noProof/>
-        </w:rPr>
-        <w:instrText xml:space="preserve"> </w:instrText>
-      </w:r>
-      <w:r>
-        <w:rPr>
-          <w:noProof/>
-        </w:rPr>
-        <w:instrText>HYPERLINK \l "_Toc242867991"</w:instrText>
-      </w:r>
-      <w:r>
-        <w:rPr>
-          <w:rStyle w:val="a5"/>
-          <w:noProof/>
-        </w:rPr>
-        <w:instrText xml:space="preserve"> </w:instrText>
-      </w:r>
-      <w:r>
-        <w:rPr>
-          <w:rStyle w:val="a5"/>
-          <w:noProof/>
-        </w:rPr>
-      </w:r>
-      <w:r>
-        <w:rPr>
-          <w:rStyle w:val="a5"/>
-          <w:noProof/>
-        </w:rPr>
-        <w:fldChar w:fldCharType="separate"/>
-      </w:r>
-      <w:r>
-        <w:rPr>
-          <w:rStyle w:val="a5"/>
-          <w:noProof/>
-        </w:rPr>
-        <w:t>1 Основная часть</w:t>
-      </w:r>
-      <w:r>
-        <w:rPr>
-          <w:noProof/>
-          <w:webHidden/>
-        </w:rPr>
-        <w:tab/>
-      </w:r>
-      <w:r>
-        <w:rPr>
-          <w:noProof/>
-          <w:webHidden/>
-        </w:rPr>
-        <w:fldChar w:fldCharType="begin"/>
-      </w:r>
-      <w:r>
-        <w:rPr>
-          <w:noProof/>
-          <w:webHidden/>
-        </w:rPr>
-        <w:instrText xml:space="preserve"> PAGEREF _Toc242867991 \h </w:instrText>
-      </w:r>
-      <w:r>
-        <w:rPr>
-          <w:noProof/>
-          <w:webHidden/>
-        </w:rPr>
-      </w:r>
-      <w:r>
-        <w:rPr>
-          <w:noProof/>
-          <w:webHidden/>
-        </w:rPr>
-        <w:fldChar w:fldCharType="separate"/>
-      </w:r>
-      <w:r>
-        <w:rPr>
-          <w:noProof/>
-          <w:webHidden/>
-        </w:rPr>
-        <w:t>4</w:t>
-      </w:r>
-      <w:r>
-        <w:rPr>
-          <w:noProof/>
-          <w:webHidden/>
-        </w:rPr>
-        <w:fldChar w:fldCharType="end"/>
-      </w:r>
-      <w:r>
-        <w:rPr>
-          <w:rStyle w:val="a5"/>
-          <w:noProof/>
-        </w:rPr>
-        <w:fldChar w:fldCharType="end"/>
-      </w:r>
+      <w:hyperlink w:anchor="_Toc242867991" w:history="1">
+        <w:r>
+          <w:rPr>
+            <w:rStyle w:val="a5"/>
+            <w:noProof/>
+          </w:rPr>
+          <w:t>1 Основная часть</w:t>
+        </w:r>
+        <w:r>
+          <w:rPr>
+            <w:noProof/>
+            <w:webHidden/>
+          </w:rPr>
+          <w:tab/>
+        </w:r>
+        <w:r>
+          <w:rPr>
+            <w:noProof/>
+            <w:webHidden/>
+          </w:rPr>
+          <w:fldChar w:fldCharType="begin"/>
+        </w:r>
+        <w:r>
+          <w:rPr>
+            <w:noProof/>
+            <w:webHidden/>
+          </w:rPr>
+          <w:instrText xml:space="preserve"> PAGEREF _Toc242867991 \h </w:instrText>
+        </w:r>
+        <w:r>
+          <w:rPr>
+            <w:noProof/>
+            <w:webHidden/>
+          </w:rPr>
+        </w:r>
+        <w:r>
+          <w:rPr>
+            <w:noProof/>
+            <w:webHidden/>
+          </w:rPr>
+          <w:fldChar w:fldCharType="separate"/>
+        </w:r>
+        <w:r>
+          <w:rPr>
+            <w:noProof/>
+            <w:webHidden/>
+          </w:rPr>
+          <w:t>4</w:t>
+        </w:r>
+        <w:r>
+          <w:rPr>
+            <w:noProof/>
+            <w:webHidden/>
+          </w:rPr>
+          <w:fldChar w:fldCharType="end"/>
+        </w:r>
+      </w:hyperlink>
     </w:p>
     <w:p>
       <w:pPr>
@@ -1976,27 +1938,14 @@
       <w:r>
         <w:t xml:space="preserve">Рисунок </w:t>
       </w:r>
-      <w:r>
-        <w:fldChar w:fldCharType="begin"/>
-      </w:r>
-      <w:r>
-        <w:instrText xml:space="preserve"> SEQ Рисунок \* ARABIC </w:instrText>
-      </w:r>
-      <w:r>
-        <w:fldChar w:fldCharType="separate"/>
-      </w:r>
-      <w:r>
-        <w:rPr>
-          <w:noProof/>
-        </w:rPr>
-        <w:t>1</w:t>
-      </w:r>
-      <w:r>
-        <w:rPr>
-          <w:noProof/>
-        </w:rPr>
-        <w:fldChar w:fldCharType="end"/>
-      </w:r>
+      <w:fldSimple w:instr=" SEQ Рисунок \* ARABIC ">
+        <w:r>
+          <w:rPr>
+            <w:noProof/>
+          </w:rPr>
+          <w:t>1</w:t>
+        </w:r>
+      </w:fldSimple>
       <w:r>
         <w:t>-</w:t>
       </w:r>
@@ -2008,8 +1957,8 @@
       <w:pPr>
         <w:pStyle w:val="1"/>
       </w:pPr>
-      <w:bookmarkStart w:id="7" w:name="_Toc241452864"/>
-      <w:bookmarkStart w:id="8" w:name="_Toc242867993"/>
+      <w:bookmarkStart w:id="7" w:name="_Toc242867993"/>
+      <w:bookmarkStart w:id="8" w:name="_Toc241452864"/>
       <w:r>
         <w:t>1.2 Результаты работы программы для данных тип</w:t>
       </w:r>
@@ -2033,7 +1982,7 @@
         </w:rPr>
         <w:t>float</w:t>
       </w:r>
-      <w:bookmarkEnd w:id="8"/>
+      <w:bookmarkEnd w:id="7"/>
     </w:p>
     <w:p>
       <w:r>
@@ -2126,27 +2075,14 @@
       <w:r>
         <w:t xml:space="preserve">Рисунок </w:t>
       </w:r>
-      <w:r>
-        <w:fldChar w:fldCharType="begin"/>
-      </w:r>
-      <w:r>
-        <w:instrText xml:space="preserve"> SEQ Рисунок \* ARABIC </w:instrText>
-      </w:r>
-      <w:r>
-        <w:fldChar w:fldCharType="separate"/>
-      </w:r>
-      <w:r>
-        <w:rPr>
-          <w:noProof/>
-        </w:rPr>
-        <w:t>2</w:t>
-      </w:r>
-      <w:r>
-        <w:rPr>
-          <w:noProof/>
-        </w:rPr>
-        <w:fldChar w:fldCharType="end"/>
-      </w:r>
+      <w:fldSimple w:instr=" SEQ Рисунок \* ARABIC ">
+        <w:r>
+          <w:rPr>
+            <w:noProof/>
+          </w:rPr>
+          <w:t>2</w:t>
+        </w:r>
+      </w:fldSimple>
       <w:r>
         <w:t>-Результаты</w:t>
       </w:r>
@@ -2277,27 +2213,14 @@
       <w:r>
         <w:t xml:space="preserve">Рисунок </w:t>
       </w:r>
-      <w:r>
-        <w:fldChar w:fldCharType="begin"/>
-      </w:r>
-      <w:r>
-        <w:instrText xml:space="preserve"> SEQ Рисунок \* ARABIC </w:instrText>
-      </w:r>
-      <w:r>
-        <w:fldChar w:fldCharType="separate"/>
-      </w:r>
-      <w:r>
-        <w:rPr>
-          <w:noProof/>
-        </w:rPr>
-        <w:t>3</w:t>
-      </w:r>
-      <w:r>
-        <w:rPr>
-          <w:noProof/>
-        </w:rPr>
-        <w:fldChar w:fldCharType="end"/>
-      </w:r>
+      <w:fldSimple w:instr=" SEQ Рисунок \* ARABIC ">
+        <w:r>
+          <w:rPr>
+            <w:noProof/>
+          </w:rPr>
+          <w:t>3</w:t>
+        </w:r>
+      </w:fldSimple>
       <w:r>
         <w:t>-Код программы для задания 2</w:t>
       </w:r>
@@ -2394,27 +2317,14 @@
       <w:r>
         <w:t xml:space="preserve">Рисунок </w:t>
       </w:r>
-      <w:r>
-        <w:fldChar w:fldCharType="begin"/>
-      </w:r>
-      <w:r>
-        <w:instrText xml:space="preserve"> SEQ Рисунок \* ARABIC </w:instrText>
-      </w:r>
-      <w:r>
-        <w:fldChar w:fldCharType="separate"/>
-      </w:r>
-      <w:r>
-        <w:rPr>
-          <w:noProof/>
-        </w:rPr>
-        <w:t>4</w:t>
-      </w:r>
-      <w:r>
-        <w:rPr>
-          <w:noProof/>
-        </w:rPr>
-        <w:fldChar w:fldCharType="end"/>
-      </w:r>
+      <w:fldSimple w:instr=" SEQ Рисунок \* ARABIC ">
+        <w:r>
+          <w:rPr>
+            <w:noProof/>
+          </w:rPr>
+          <w:t>4</w:t>
+        </w:r>
+      </w:fldSimple>
       <w:r>
         <w:t>-Результат работы</w:t>
       </w:r>
@@ -2555,27 +2465,14 @@
       <w:r>
         <w:t xml:space="preserve">Рисунок </w:t>
       </w:r>
-      <w:r>
-        <w:fldChar w:fldCharType="begin"/>
-      </w:r>
-      <w:r>
-        <w:instrText xml:space="preserve"> SEQ Рисунок \* ARABIC </w:instrText>
-      </w:r>
-      <w:r>
-        <w:fldChar w:fldCharType="separate"/>
-      </w:r>
-      <w:r>
-        <w:rPr>
-          <w:noProof/>
-        </w:rPr>
-        <w:t>5</w:t>
-      </w:r>
-      <w:r>
-        <w:rPr>
-          <w:noProof/>
-        </w:rPr>
-        <w:fldChar w:fldCharType="end"/>
-      </w:r>
+      <w:fldSimple w:instr=" SEQ Рисунок \* ARABIC ">
+        <w:r>
+          <w:rPr>
+            <w:noProof/>
+          </w:rPr>
+          <w:t>5</w:t>
+        </w:r>
+      </w:fldSimple>
       <w:r>
         <w:t>-Блок-схема, часть 1</w:t>
       </w:r>
@@ -2648,27 +2545,14 @@
       <w:r>
         <w:t xml:space="preserve">Рисунок </w:t>
       </w:r>
-      <w:r>
-        <w:fldChar w:fldCharType="begin"/>
-      </w:r>
-      <w:r>
-        <w:instrText xml:space="preserve"> SEQ Рисунок \* ARABIC </w:instrText>
-      </w:r>
-      <w:r>
-        <w:fldChar w:fldCharType="separate"/>
-      </w:r>
-      <w:r>
-        <w:rPr>
-          <w:noProof/>
-        </w:rPr>
-        <w:t>6</w:t>
-      </w:r>
-      <w:r>
-        <w:rPr>
-          <w:noProof/>
-        </w:rPr>
-        <w:fldChar w:fldCharType="end"/>
-      </w:r>
+      <w:fldSimple w:instr=" SEQ Рисунок \* ARABIC ">
+        <w:r>
+          <w:rPr>
+            <w:noProof/>
+          </w:rPr>
+          <w:t>6</w:t>
+        </w:r>
+      </w:fldSimple>
       <w:r>
         <w:t>-Блок-схема, часть 2</w:t>
       </w:r>
@@ -2741,27 +2625,14 @@
       <w:r>
         <w:t xml:space="preserve">Рисунок </w:t>
       </w:r>
-      <w:r>
-        <w:fldChar w:fldCharType="begin"/>
-      </w:r>
-      <w:r>
-        <w:instrText xml:space="preserve"> SEQ Рисунок \* ARABIC </w:instrText>
-      </w:r>
-      <w:r>
-        <w:fldChar w:fldCharType="separate"/>
-      </w:r>
-      <w:r>
-        <w:rPr>
-          <w:noProof/>
-        </w:rPr>
-        <w:t>7</w:t>
-      </w:r>
-      <w:r>
-        <w:rPr>
-          <w:noProof/>
-        </w:rPr>
-        <w:fldChar w:fldCharType="end"/>
-      </w:r>
+      <w:fldSimple w:instr=" SEQ Рисунок \* ARABIC ">
+        <w:r>
+          <w:rPr>
+            <w:noProof/>
+          </w:rPr>
+          <w:t>7</w:t>
+        </w:r>
+      </w:fldSimple>
       <w:r>
         <w:t>-Блок-схема, часть 3</w:t>
       </w:r>
@@ -2774,7 +2645,7 @@
         <w:br w:type="page"/>
       </w:r>
       <w:bookmarkStart w:id="16" w:name="_Toc242867999"/>
-      <w:bookmarkEnd w:id="7"/>
+      <w:bookmarkEnd w:id="8"/>
       <w:r>
         <w:lastRenderedPageBreak/>
         <w:t>Заключение</w:t>
@@ -7592,7 +7463,7 @@
   <a:extraClrSchemeLst/>
   <a:extLst>
     <a:ext uri="{05A4C25C-085E-4340-85A3-A5531E510DB2}">
-      <thm15:themeFamily xmlns="" xmlns:thm15="http://schemas.microsoft.com/office/thememl/2012/main" name="Office Theme" id="{62F939B6-93AF-4DB8-9C6B-D6C7DFDC589F}" vid="{4A3C46E8-61CC-4603-A589-7422A47A8E4A}"/>
+      <thm15:themeFamily xmlns:thm15="http://schemas.microsoft.com/office/thememl/2012/main" xmlns="" name="Office Theme" id="{62F939B6-93AF-4DB8-9C6B-D6C7DFDC589F}" vid="{4A3C46E8-61CC-4603-A589-7422A47A8E4A}"/>
     </a:ext>
   </a:extLst>
 </a:theme>
@@ -7603,7 +7474,7 @@
 </file>
 
 <file path=customXml/itemProps1.xml><?xml version="1.0" encoding="utf-8"?>
-<ds:datastoreItem xmlns:ds="http://schemas.openxmlformats.org/officeDocument/2006/customXml" ds:itemID="{FF072E29-3ADD-4F48-90C8-C0EC4B11996B}">
+<ds:datastoreItem xmlns:ds="http://schemas.openxmlformats.org/officeDocument/2006/customXml" ds:itemID="{E2BA12CC-4374-4214-AB6A-EF3003E2B676}">
   <ds:schemaRefs>
     <ds:schemaRef ds:uri="http://schemas.openxmlformats.org/officeDocument/2006/bibliography"/>
   </ds:schemaRefs>
